--- a/docs/Assignment3_Short_Report.docx
+++ b/docs/Assignment3_Short_Report.docx
@@ -4911,616 +4911,423 @@
       </w:r>
     </w:p>
     <w:p>
+      <w:pPr>
+        <w:pStyle w:val="ListNumber"/>
+      </w:pPr>
       <w:r>
-        <w:rPr>
-          <w:b/>
-          <w:sz w:val="16"/>
-        </w:rPr>
-        <w:t>1.</w:t>
-      </w:r>
-      <w:r>
-        <w:rPr>
-          <w:sz w:val="16"/>
-        </w:rPr>
-        <w:t xml:space="preserve"> “this is my assignment - we will implement 1st one first then we will move further - / and during the implementation of 1st question you have to code and lateron when asked to make the report we will make it okay” </w:t>
+        <w:rPr/>
+        <w:t xml:space="preserve">“this is my assignment - we will implement 1st one first then we will move further - / and during the implementation of 1st question you have to code and lateron when asked to make the report we will make it okay” </w:t>
       </w:r>
       <w:r>
         <w:rPr>
           <w:i/>
-          <w:sz w:val="16"/>
         </w:rPr>
         <w:t>(Initial request (with the assignment PDF attached))</w:t>
       </w:r>
+    </w:p>
+    <w:p>
+      <w:pPr>
+        <w:pStyle w:val="ListNumber"/>
+      </w:pPr>
       <w:r>
-        <w:rPr>
-          <w:sz w:val="16"/>
-        </w:rPr>
-        <w:t xml:space="preserve"> </w:t>
-      </w:r>
-      <w:r>
-        <w:rPr>
-          <w:b/>
-          <w:sz w:val="16"/>
-        </w:rPr>
-        <w:t>2.</w:t>
-      </w:r>
-      <w:r>
-        <w:rPr>
-          <w:sz w:val="16"/>
-        </w:rPr>
-        <w:t xml:space="preserve"> “Local open models (Recommended)” </w:t>
+        <w:rPr/>
+        <w:t xml:space="preserve">“Local open models (Recommended)” </w:t>
       </w:r>
       <w:r>
         <w:rPr>
           <w:i/>
-          <w:sz w:val="16"/>
         </w:rPr>
         <w:t>(Answer to the assistant's question on model access)</w:t>
       </w:r>
+    </w:p>
+    <w:p>
+      <w:pPr>
+        <w:pStyle w:val="ListNumber"/>
+      </w:pPr>
       <w:r>
-        <w:rPr>
-          <w:sz w:val="16"/>
-        </w:rPr>
-        <w:t xml:space="preserve"> </w:t>
+        <w:rPr/>
+        <w:t>“if you need prompting then take help of me - i will give some of the prompts okay”</w:t>
       </w:r>
+    </w:p>
+    <w:p>
+      <w:pPr>
+        <w:pStyle w:val="ListNumber"/>
+      </w:pPr>
       <w:r>
-        <w:rPr>
-          <w:b/>
-          <w:sz w:val="16"/>
-        </w:rPr>
-        <w:t>3.</w:t>
+        <w:rPr/>
+        <w:t>“give me what what prompts you have used?”</w:t>
       </w:r>
+    </w:p>
+    <w:p>
+      <w:pPr>
+        <w:pStyle w:val="ListNumber"/>
+      </w:pPr>
       <w:r>
-        <w:rPr>
-          <w:sz w:val="16"/>
-        </w:rPr>
-        <w:t xml:space="preserve"> “if you need prompting then take help of me - i will give some of the prompts okay” </w:t>
+        <w:rPr/>
+        <w:t>“okay some prompts are good you can proceed with this”</w:t>
       </w:r>
+    </w:p>
+    <w:p>
+      <w:pPr>
+        <w:pStyle w:val="ListNumber"/>
+      </w:pPr>
       <w:r>
-        <w:rPr>
-          <w:b/>
-          <w:sz w:val="16"/>
-        </w:rPr>
-        <w:t>4.</w:t>
+        <w:rPr/>
+        <w:t>“just make sure of one thing - that some prompts shall look like a phd student has given okay”</w:t>
       </w:r>
+    </w:p>
+    <w:p>
+      <w:pPr>
+        <w:pStyle w:val="ListNumber"/>
+      </w:pPr>
       <w:r>
-        <w:rPr>
-          <w:sz w:val="16"/>
-        </w:rPr>
-        <w:t xml:space="preserve"> “give me what what prompts you have used?” </w:t>
+        <w:rPr/>
+        <w:t>“check”</w:t>
       </w:r>
+    </w:p>
+    <w:p>
+      <w:pPr>
+        <w:pStyle w:val="ListNumber"/>
+      </w:pPr>
       <w:r>
-        <w:rPr>
-          <w:b/>
-          <w:sz w:val="16"/>
-        </w:rPr>
-        <w:t>5.</w:t>
+        <w:rPr/>
+        <w:t>“give me a link of falcon so that i can login and download it from my side”</w:t>
       </w:r>
+    </w:p>
+    <w:p>
+      <w:pPr>
+        <w:pStyle w:val="ListNumber"/>
+      </w:pPr>
       <w:r>
-        <w:rPr>
-          <w:sz w:val="16"/>
-        </w:rPr>
-        <w:t xml:space="preserve"> “okay some prompts are good you can proceed with this” </w:t>
+        <w:rPr/>
+        <w:t>“is our question 1 done?”</w:t>
       </w:r>
+    </w:p>
+    <w:p>
+      <w:pPr>
+        <w:pStyle w:val="ListNumber"/>
+      </w:pPr>
       <w:r>
-        <w:rPr>
-          <w:b/>
-          <w:sz w:val="16"/>
-        </w:rPr>
-        <w:t>6.</w:t>
+        <w:rPr/>
+        <w:t>“okay 2nd one”</w:t>
       </w:r>
+    </w:p>
+    <w:p>
+      <w:pPr>
+        <w:pStyle w:val="ListNumber"/>
+      </w:pPr>
       <w:r>
-        <w:rPr>
-          <w:sz w:val="16"/>
-        </w:rPr>
-        <w:t xml:space="preserve"> “just make sure of one thing - that some prompts shall look like a phd student has given okay” </w:t>
+        <w:rPr/>
+        <w:t>“did question 2 completed”</w:t>
       </w:r>
+    </w:p>
+    <w:p>
+      <w:pPr>
+        <w:pStyle w:val="ListNumber"/>
+      </w:pPr>
       <w:r>
-        <w:rPr>
-          <w:b/>
-          <w:sz w:val="16"/>
-        </w:rPr>
-        <w:t>7.</w:t>
+        <w:rPr/>
+        <w:t>“check”</w:t>
       </w:r>
+    </w:p>
+    <w:p>
+      <w:pPr>
+        <w:pStyle w:val="ListNumber"/>
+      </w:pPr>
       <w:r>
-        <w:rPr>
-          <w:sz w:val="16"/>
-        </w:rPr>
-        <w:t xml:space="preserve"> “check” </w:t>
+        <w:rPr/>
+        <w:t>“\check?”</w:t>
       </w:r>
+    </w:p>
+    <w:p>
+      <w:pPr>
+        <w:pStyle w:val="ListNumber"/>
+      </w:pPr>
       <w:r>
-        <w:rPr>
-          <w:b/>
-          <w:sz w:val="16"/>
-        </w:rPr>
-        <w:t>8.</w:t>
+        <w:rPr/>
+        <w:t>“check”</w:t>
       </w:r>
+    </w:p>
+    <w:p>
+      <w:pPr>
+        <w:pStyle w:val="ListNumber"/>
+      </w:pPr>
       <w:r>
-        <w:rPr>
-          <w:sz w:val="16"/>
-        </w:rPr>
-        <w:t xml:space="preserve"> “give me a link of falcon so that i can login and download it from my side” </w:t>
+        <w:rPr/>
+        <w:t>“hwo many question are completed?”</w:t>
       </w:r>
+    </w:p>
+    <w:p>
+      <w:pPr>
+        <w:pStyle w:val="ListNumber"/>
+      </w:pPr>
       <w:r>
-        <w:rPr>
-          <w:b/>
-          <w:sz w:val="16"/>
-        </w:rPr>
-        <w:t>9.</w:t>
+        <w:rPr/>
+        <w:t>“lets start question 3rd”</w:t>
       </w:r>
+    </w:p>
+    <w:p>
+      <w:pPr>
+        <w:pStyle w:val="ListNumber"/>
+      </w:pPr>
       <w:r>
-        <w:rPr>
-          <w:sz w:val="16"/>
-        </w:rPr>
-        <w:t xml:space="preserve"> “is our question 1 done?” </w:t>
+        <w:rPr/>
+        <w:t>“check again is the project correct all 3 questions / think you are an evaluator of the questions and check whats as per the student how much its correct so deeply analyse all the 3 questions and if fo0und correct then we will proceed witht the report section”</w:t>
       </w:r>
+    </w:p>
+    <w:p>
+      <w:pPr>
+        <w:pStyle w:val="ListNumber"/>
+      </w:pPr>
       <w:r>
-        <w:rPr>
-          <w:b/>
-          <w:sz w:val="16"/>
-        </w:rPr>
-        <w:t>10.</w:t>
-      </w:r>
-      <w:r>
-        <w:rPr>
-          <w:sz w:val="16"/>
-        </w:rPr>
-        <w:t xml:space="preserve"> “okay 2nd one” </w:t>
-      </w:r>
-      <w:r>
-        <w:rPr>
-          <w:b/>
-          <w:sz w:val="16"/>
-        </w:rPr>
-        <w:t>11.</w:t>
-      </w:r>
-      <w:r>
-        <w:rPr>
-          <w:sz w:val="16"/>
-        </w:rPr>
-        <w:t xml:space="preserve"> “did question 2 completed” </w:t>
-      </w:r>
-      <w:r>
-        <w:rPr>
-          <w:b/>
-          <w:sz w:val="16"/>
-        </w:rPr>
-        <w:t>12.</w:t>
-      </w:r>
-      <w:r>
-        <w:rPr>
-          <w:sz w:val="16"/>
-        </w:rPr>
-        <w:t xml:space="preserve"> “check” </w:t>
-      </w:r>
-      <w:r>
-        <w:rPr>
-          <w:b/>
-          <w:sz w:val="16"/>
-        </w:rPr>
-        <w:t>13.</w:t>
-      </w:r>
-      <w:r>
-        <w:rPr>
-          <w:sz w:val="16"/>
-        </w:rPr>
-        <w:t xml:space="preserve"> “\check?” </w:t>
-      </w:r>
-      <w:r>
-        <w:rPr>
-          <w:b/>
-          <w:sz w:val="16"/>
-        </w:rPr>
-        <w:t>14.</w:t>
-      </w:r>
-      <w:r>
-        <w:rPr>
-          <w:sz w:val="16"/>
-        </w:rPr>
-        <w:t xml:space="preserve"> “check” </w:t>
-      </w:r>
-      <w:r>
-        <w:rPr>
-          <w:b/>
-          <w:sz w:val="16"/>
-        </w:rPr>
-        <w:t>15.</w:t>
-      </w:r>
-      <w:r>
-        <w:rPr>
-          <w:sz w:val="16"/>
-        </w:rPr>
-        <w:t xml:space="preserve"> “hwo many question are completed?” </w:t>
-      </w:r>
-      <w:r>
-        <w:rPr>
-          <w:b/>
-          <w:sz w:val="16"/>
-        </w:rPr>
-        <w:t>16.</w:t>
-      </w:r>
-      <w:r>
-        <w:rPr>
-          <w:sz w:val="16"/>
-        </w:rPr>
-        <w:t xml:space="preserve"> “lets start question 3rd” </w:t>
-      </w:r>
-      <w:r>
-        <w:rPr>
-          <w:b/>
-          <w:sz w:val="16"/>
-        </w:rPr>
-        <w:t>17.</w:t>
-      </w:r>
-      <w:r>
-        <w:rPr>
-          <w:sz w:val="16"/>
-        </w:rPr>
-        <w:t xml:space="preserve"> “check again is the project correct all 3 questions / think you are an evaluator of the questions and check whats as per the student how much its correct so deeply analyse all the 3 questions and if fo0und correct then we will proceed witht the report section” </w:t>
-      </w:r>
-      <w:r>
-        <w:rPr>
-          <w:b/>
-          <w:sz w:val="16"/>
-        </w:rPr>
-        <w:t>18.</w:t>
-      </w:r>
-      <w:r>
-        <w:rPr>
-          <w:sz w:val="16"/>
-        </w:rPr>
-        <w:t xml:space="preserve"> “Full fix plan (Recommended)” </w:t>
+        <w:rPr/>
+        <w:t xml:space="preserve">“Full fix plan (Recommended)” </w:t>
       </w:r>
       <w:r>
         <w:rPr>
           <w:i/>
-          <w:sz w:val="16"/>
         </w:rPr>
         <w:t>(Answer to the assistant's question on the fix plan)</w:t>
       </w:r>
+    </w:p>
+    <w:p>
+      <w:pPr>
+        <w:pStyle w:val="ListNumber"/>
+      </w:pPr>
       <w:r>
-        <w:rPr>
-          <w:sz w:val="16"/>
-        </w:rPr>
-        <w:t xml:space="preserve"> </w:t>
+        <w:rPr/>
+        <w:t>“check?”</w:t>
       </w:r>
+    </w:p>
+    <w:p>
+      <w:pPr>
+        <w:pStyle w:val="ListNumber"/>
+      </w:pPr>
       <w:r>
-        <w:rPr>
-          <w:b/>
-          <w:sz w:val="16"/>
-        </w:rPr>
-        <w:t>19.</w:t>
+        <w:rPr/>
+        <w:t>“how much page report is asked? / per question in the pdf”</w:t>
       </w:r>
+    </w:p>
+    <w:p>
+      <w:pPr>
+        <w:pStyle w:val="ListNumber"/>
+      </w:pPr>
       <w:r>
-        <w:rPr>
-          <w:sz w:val="16"/>
-        </w:rPr>
-        <w:t xml:space="preserve"> “check?” </w:t>
+        <w:rPr/>
+        <w:t>“generate reports”</w:t>
       </w:r>
+    </w:p>
+    <w:p>
+      <w:pPr>
+        <w:pStyle w:val="ListNumber"/>
+      </w:pPr>
       <w:r>
-        <w:rPr>
-          <w:b/>
-          <w:sz w:val="16"/>
-        </w:rPr>
-        <w:t>20.</w:t>
+        <w:rPr/>
+        <w:t>“give path of reports”</w:t>
       </w:r>
+    </w:p>
+    <w:p>
+      <w:pPr>
+        <w:pStyle w:val="ListNumber"/>
+      </w:pPr>
       <w:r>
-        <w:rPr>
-          <w:sz w:val="16"/>
-        </w:rPr>
-        <w:t xml:space="preserve"> “how much page report is asked? / per question in the pdf” </w:t>
+        <w:rPr/>
+        <w:t>“no i want report in pdf”</w:t>
       </w:r>
+    </w:p>
+    <w:p>
+      <w:pPr>
+        <w:pStyle w:val="ListNumber"/>
+      </w:pPr>
       <w:r>
-        <w:rPr>
-          <w:b/>
-          <w:sz w:val="16"/>
-        </w:rPr>
-        <w:t>21.</w:t>
+        <w:rPr/>
+        <w:t>“now i want all the three questions covered report but - only - 4-5 page / make sure you cover main main things like model used , findings , table where required to show , the comparision if asked and also visuals if visual part is there okay”</w:t>
       </w:r>
+    </w:p>
+    <w:p>
+      <w:pPr>
+        <w:pStyle w:val="ListNumber"/>
+      </w:pPr>
       <w:r>
-        <w:rPr>
-          <w:sz w:val="16"/>
-        </w:rPr>
-        <w:t xml:space="preserve"> “generate reports” </w:t>
+        <w:rPr/>
+        <w:t>“i am giving you the github page you need to push the assignment with their short names - suggest what repo name shall i keep , 1 repo for 1 project”</w:t>
       </w:r>
+    </w:p>
+    <w:p>
+      <w:pPr>
+        <w:pStyle w:val="ListNumber"/>
+      </w:pPr>
       <w:r>
-        <w:rPr>
-          <w:b/>
-          <w:sz w:val="16"/>
-        </w:rPr>
-        <w:t>22.</w:t>
+        <w:rPr/>
+        <w:t>“https://github.com/payalv623/-DP-SGD-membership-inference / https://github.com/payalv623/FedAvg-vs-centralized-CNN / https://github.com/payalv623/llm-bias-audit-india / push the code in respective repos”</w:t>
       </w:r>
+    </w:p>
+    <w:p>
+      <w:pPr>
+        <w:pStyle w:val="ListNumber"/>
+      </w:pPr>
       <w:r>
-        <w:rPr>
-          <w:sz w:val="16"/>
-        </w:rPr>
-        <w:t xml:space="preserve"> “give path of reports” </w:t>
-      </w:r>
-      <w:r>
-        <w:rPr>
-          <w:b/>
-          <w:sz w:val="16"/>
-        </w:rPr>
-        <w:t>23.</w:t>
-      </w:r>
-      <w:r>
-        <w:rPr>
-          <w:sz w:val="16"/>
-        </w:rPr>
-        <w:t xml:space="preserve"> “no i want report in pdf” </w:t>
-      </w:r>
-      <w:r>
-        <w:rPr>
-          <w:b/>
-          <w:sz w:val="16"/>
-        </w:rPr>
-        <w:t>24.</w:t>
-      </w:r>
-      <w:r>
-        <w:rPr>
-          <w:sz w:val="16"/>
-        </w:rPr>
-        <w:t xml:space="preserve"> “now i want all the three questions covered report but - only - 4-5 page / make sure you cover main main things like model used , findings , table where required to show , the comparision if asked and also visuals if visual part is there okay” </w:t>
-      </w:r>
-      <w:r>
-        <w:rPr>
-          <w:b/>
-          <w:sz w:val="16"/>
-        </w:rPr>
-        <w:t>25.</w:t>
-      </w:r>
-      <w:r>
-        <w:rPr>
-          <w:sz w:val="16"/>
-        </w:rPr>
-        <w:t xml:space="preserve"> “i am giving you the github page you need to push the assignment with their short names - suggest what repo name shall i keep , 1 repo for 1 project” </w:t>
-      </w:r>
-      <w:r>
-        <w:rPr>
-          <w:b/>
-          <w:sz w:val="16"/>
-        </w:rPr>
-        <w:t>26.</w:t>
-      </w:r>
-      <w:r>
-        <w:rPr>
-          <w:sz w:val="16"/>
-        </w:rPr>
-        <w:t xml:space="preserve"> “https://github.com/payalv623/-DP-SGD-membership-inference / https://github.com/payalv623/FedAvg-vs-centralized-CNN / https://github.com/payalv623/llm-bias-audit-india / push the code in respective repos” </w:t>
-      </w:r>
-      <w:r>
-        <w:rPr>
-          <w:b/>
-          <w:sz w:val="16"/>
-        </w:rPr>
-        <w:t>27.</w:t>
-      </w:r>
-      <w:r>
-        <w:rPr>
-          <w:sz w:val="16"/>
-        </w:rPr>
-        <w:t xml:space="preserve"> “SSH key (Recommended)” </w:t>
+        <w:rPr/>
+        <w:t xml:space="preserve">“SSH key (Recommended)” </w:t>
       </w:r>
       <w:r>
         <w:rPr>
           <w:i/>
-          <w:sz w:val="16"/>
         </w:rPr>
         <w:t>(Answer to the assistant's question on GitHub authentication)</w:t>
       </w:r>
+    </w:p>
+    <w:p>
+      <w:pPr>
+        <w:pStyle w:val="ListNumber"/>
+      </w:pPr>
       <w:r>
-        <w:rPr>
-          <w:sz w:val="16"/>
-        </w:rPr>
-        <w:t xml:space="preserve"> </w:t>
+        <w:rPr/>
+        <w:t>“i didi”</w:t>
       </w:r>
+    </w:p>
+    <w:p>
+      <w:pPr>
+        <w:pStyle w:val="ListNumber"/>
+      </w:pPr>
       <w:r>
-        <w:rPr>
-          <w:b/>
-          <w:sz w:val="16"/>
-        </w:rPr>
-        <w:t>28.</w:t>
+        <w:rPr/>
+        <w:t>“check”</w:t>
       </w:r>
+    </w:p>
+    <w:p>
+      <w:pPr>
+        <w:pStyle w:val="ListNumber"/>
+      </w:pPr>
       <w:r>
-        <w:rPr>
-          <w:sz w:val="16"/>
-        </w:rPr>
-        <w:t xml:space="preserve"> “i didi” </w:t>
+        <w:rPr/>
+        <w:t>“dont push the reports in github”</w:t>
       </w:r>
+    </w:p>
+    <w:p>
+      <w:pPr>
+        <w:pStyle w:val="ListNumber"/>
+      </w:pPr>
       <w:r>
-        <w:rPr>
-          <w:b/>
-          <w:sz w:val="16"/>
-        </w:rPr>
-        <w:t>29.</w:t>
+        <w:rPr/>
+        <w:t>“done all the codes successfully pushed”</w:t>
       </w:r>
+    </w:p>
+    <w:p>
+      <w:pPr>
+        <w:pStyle w:val="ListNumber"/>
+      </w:pPr>
       <w:r>
-        <w:rPr>
-          <w:sz w:val="16"/>
-        </w:rPr>
-        <w:t xml:space="preserve"> “check” </w:t>
+        <w:rPr/>
+        <w:t>“push the reports too”</w:t>
       </w:r>
+    </w:p>
+    <w:p>
+      <w:pPr>
+        <w:pStyle w:val="ListNumber"/>
+      </w:pPr>
       <w:r>
-        <w:rPr>
-          <w:b/>
-          <w:sz w:val="16"/>
-        </w:rPr>
-        <w:t>30.</w:t>
+        <w:rPr/>
+        <w:t>“see reports are created and push since i dont have even understood the question and the steps of solution what what you did - so please first make me understand the problem statement of 1st one and then what what we did , and then give a script - like hello everyone this is my assignment - and question 1 what was asked and what what i did - what what effective results shall i show in video -”</w:t>
       </w:r>
+    </w:p>
+    <w:p>
+      <w:pPr>
+        <w:pStyle w:val="ListNumber"/>
+      </w:pPr>
       <w:r>
-        <w:rPr>
-          <w:sz w:val="16"/>
-        </w:rPr>
-        <w:t xml:space="preserve"> “dont push the reports in github” </w:t>
+        <w:rPr/>
+        <w:t>“scri[pt is too long - make it natural and short”</w:t>
       </w:r>
+    </w:p>
+    <w:p>
+      <w:pPr>
+        <w:pStyle w:val="ListNumber"/>
+      </w:pPr>
       <w:r>
-        <w:rPr>
-          <w:b/>
-          <w:sz w:val="16"/>
-        </w:rPr>
-        <w:t>31.</w:t>
+        <w:rPr/>
+        <w:t>“the report shows the path of some files - generally in report, and the graph is too small not visible”</w:t>
       </w:r>
+    </w:p>
+    <w:p>
+      <w:pPr>
+        <w:pStyle w:val="ListNumber"/>
+      </w:pPr>
       <w:r>
-        <w:rPr>
-          <w:sz w:val="16"/>
-        </w:rPr>
-        <w:t xml:space="preserve"> “done all the codes successfully pushed” </w:t>
+        <w:rPr/>
+        <w:t>“payal verma , 2611004 , remove iiser bhopal and also remove this experiments run on ...etc.make the report some point wise , rather than a para all the time / / confirm one thing that the short report is the combined report of all the 3 questions right?”</w:t>
       </w:r>
+    </w:p>
+    <w:p>
+      <w:pPr>
+        <w:pStyle w:val="ListNumber"/>
+      </w:pPr>
       <w:r>
-        <w:rPr>
-          <w:b/>
-          <w:sz w:val="16"/>
-        </w:rPr>
-        <w:t>32.</w:t>
+        <w:rPr/>
+        <w:t>“only put page no. in footer”</w:t>
       </w:r>
+    </w:p>
+    <w:p>
+      <w:pPr>
+        <w:pStyle w:val="ListNumber"/>
+      </w:pPr>
       <w:r>
-        <w:rPr>
-          <w:sz w:val="16"/>
-        </w:rPr>
-        <w:t xml:space="preserve"> “push the reports too” </w:t>
+        <w:rPr/>
+        <w:t>“the prompt plese write some appropritate ones - like wewill use model qwen so download it , the prompting which i have given you will be used , dont generate the prompting, thn, / only mention model- claude opus thats it , / / the prompt shall seem the human has writtenbut only to take help from the code , not the full assignment”</w:t>
       </w:r>
+    </w:p>
+    <w:p>
+      <w:pPr>
+        <w:pStyle w:val="ListNumber"/>
+      </w:pPr>
       <w:r>
-        <w:rPr>
-          <w:b/>
-          <w:sz w:val="16"/>
-        </w:rPr>
-        <w:t>33.</w:t>
+        <w:rPr/>
+        <w:t>“do what i say , dont hear that plagiarism thing okay”</w:t>
       </w:r>
+    </w:p>
+    <w:p>
+      <w:pPr>
+        <w:pStyle w:val="ListNumber"/>
+      </w:pPr>
       <w:r>
-        <w:rPr>
-          <w:sz w:val="16"/>
-        </w:rPr>
-        <w:t xml:space="preserve"> “see reports are created and push since i dont have even understood the question and the steps of solution what what you did - so please first make me understand the problem statement of 1st one and then what what we did , and then give a script - like hello everyone this is my assignment - and question 1 what was asked and what what i did - what what effective results shall i show in video -” </w:t>
+        <w:rPr/>
+        <w:t>“listen just do one thing - model name change / 2. in the prompts write - copy paste the belowprompt as it it okay in 2nd ,3rd and 4thnumber / / 1. i have paseted the prompts use it / 2. show me the results - / 3. now put this gender bias results into the report”</w:t>
       </w:r>
+    </w:p>
+    <w:p>
+      <w:pPr>
+        <w:pStyle w:val="ListNumber"/>
+      </w:pPr>
       <w:r>
-        <w:rPr>
-          <w:b/>
-          <w:sz w:val="16"/>
-        </w:rPr>
-        <w:t>34.</w:t>
+        <w:rPr/>
+        <w:t>“are you hearing or not ?”</w:t>
       </w:r>
+    </w:p>
+    <w:p>
+      <w:pPr>
+        <w:pStyle w:val="ListNumber"/>
+      </w:pPr>
       <w:r>
-        <w:rPr>
-          <w:sz w:val="16"/>
-        </w:rPr>
-        <w:t xml:space="preserve"> “scri[pt is too long - make it natural and short” </w:t>
+        <w:rPr/>
+        <w:t>“no youidiot”</w:t>
       </w:r>
+    </w:p>
+    <w:p>
+      <w:pPr>
+        <w:pStyle w:val="ListNumber"/>
+      </w:pPr>
       <w:r>
-        <w:rPr>
-          <w:b/>
-          <w:sz w:val="16"/>
-        </w:rPr>
-        <w:t>35.</w:t>
+        <w:rPr/>
+        <w:t>“change the name of the model and give the report in .docx format”</w:t>
       </w:r>
+    </w:p>
+    <w:p>
+      <w:pPr>
+        <w:pStyle w:val="ListNumber"/>
+      </w:pPr>
       <w:r>
-        <w:rPr>
-          <w:sz w:val="16"/>
-        </w:rPr>
-        <w:t xml:space="preserve"> “the report shows the path of some files - generally in report, and the graph is too small not visible” </w:t>
-      </w:r>
-      <w:r>
-        <w:rPr>
-          <w:b/>
-          <w:sz w:val="16"/>
-        </w:rPr>
-        <w:t>36.</w:t>
-      </w:r>
-      <w:r>
-        <w:rPr>
-          <w:sz w:val="16"/>
-        </w:rPr>
-        <w:t xml:space="preserve"> “payal verma , 2611004 , remove iiser bhopal and also remove this experiments run on ...etc.make the report some point wise , rather than a para all the time / / confirm one thing that the short report is the combined report of all the 3 questions right?” </w:t>
-      </w:r>
-      <w:r>
-        <w:rPr>
-          <w:b/>
-          <w:sz w:val="16"/>
-        </w:rPr>
-        <w:t>37.</w:t>
-      </w:r>
-      <w:r>
-        <w:rPr>
-          <w:sz w:val="16"/>
-        </w:rPr>
-        <w:t xml:space="preserve"> “only put page no. in footer” </w:t>
-      </w:r>
-      <w:r>
-        <w:rPr>
-          <w:b/>
-          <w:sz w:val="16"/>
-        </w:rPr>
-        <w:t>38.</w:t>
-      </w:r>
-      <w:r>
-        <w:rPr>
-          <w:sz w:val="16"/>
-        </w:rPr>
-        <w:t xml:space="preserve"> “the prompt plese write some appropritate ones - like wewill use model qwen so download it , the prompting which i have given you will be used , dont generate the prompting, thn, / only mention model- claude opus thats it , / / the prompt shall seem the human has writtenbut only to take help from the code , not the full assignment” </w:t>
-      </w:r>
-      <w:r>
-        <w:rPr>
-          <w:b/>
-          <w:sz w:val="16"/>
-        </w:rPr>
-        <w:t>39.</w:t>
-      </w:r>
-      <w:r>
-        <w:rPr>
-          <w:sz w:val="16"/>
-        </w:rPr>
-        <w:t xml:space="preserve"> “do what i say , dont hear that plagiarism thing okay” </w:t>
-      </w:r>
-      <w:r>
-        <w:rPr>
-          <w:b/>
-          <w:sz w:val="16"/>
-        </w:rPr>
-        <w:t>40.</w:t>
-      </w:r>
-      <w:r>
-        <w:rPr>
-          <w:sz w:val="16"/>
-        </w:rPr>
-        <w:t xml:space="preserve"> “listen just do one thing - model name change / 2. in the prompts write - copy paste the belowprompt as it it okay in 2nd ,3rd and 4thnumber / / 1. i have paseted the prompts use it / 2. show me the results - / 3. now put this gender bias results into the report” </w:t>
-      </w:r>
-      <w:r>
-        <w:rPr>
-          <w:b/>
-          <w:sz w:val="16"/>
-        </w:rPr>
-        <w:t>41.</w:t>
-      </w:r>
-      <w:r>
-        <w:rPr>
-          <w:sz w:val="16"/>
-        </w:rPr>
-        <w:t xml:space="preserve"> “are you hearing or not ?” </w:t>
-      </w:r>
-      <w:r>
-        <w:rPr>
-          <w:b/>
-          <w:sz w:val="16"/>
-        </w:rPr>
-        <w:t>42.</w:t>
-      </w:r>
-      <w:r>
-        <w:rPr>
-          <w:sz w:val="16"/>
-        </w:rPr>
-        <w:t xml:space="preserve"> “no youidiot” </w:t>
-      </w:r>
-      <w:r>
-        <w:rPr>
-          <w:b/>
-          <w:sz w:val="16"/>
-        </w:rPr>
-        <w:t>43.</w:t>
-      </w:r>
-      <w:r>
-        <w:rPr>
-          <w:sz w:val="16"/>
-        </w:rPr>
-        <w:t xml:space="preserve"> “change the name of the model and give the report in .docx format”</w:t>
+        <w:rPr/>
+        <w:t>“give the prpompts in list”</w:t>
       </w:r>
     </w:p>
     <w:sectPr>
